--- a/Pesquisas/Rebeca Carvalho/Artigo Importância das PANC.docx
+++ b/Pesquisas/Rebeca Carvalho/Artigo Importância das PANC.docx
@@ -18,6 +18,22 @@
           <w:sz w:val="28"/>
           <w:szCs w:val="28"/>
         </w:rPr>
+        <w:t>CENTRO PAULA SOUZA</w:t>
+      </w:r>
+      <w:r>
+        <w:rPr>
+          <w:b/>
+          <w:sz w:val="28"/>
+          <w:szCs w:val="28"/>
+        </w:rPr>
+        <w:t xml:space="preserve"> </w:t>
+      </w:r>
+      <w:r>
+        <w:rPr>
+          <w:b/>
+          <w:sz w:val="28"/>
+          <w:szCs w:val="28"/>
+        </w:rPr>
         <w:t>ETEC PROFESSOR CAMARGO ARANHA</w:t>
       </w:r>
     </w:p>
@@ -37,35 +53,31 @@
           <w:sz w:val="28"/>
           <w:szCs w:val="28"/>
         </w:rPr>
-        <w:t>Desenvolvimento de Sistemas</w:t>
-      </w:r>
-    </w:p>
-    <w:p>
-      <w:pPr>
-        <w:spacing w:line="360" w:lineRule="auto"/>
-        <w:jc w:val="center"/>
-        <w:rPr>
-          <w:b/>
-          <w:sz w:val="28"/>
-          <w:szCs w:val="28"/>
-        </w:rPr>
-      </w:pPr>
-    </w:p>
-    <w:p>
-      <w:pPr>
-        <w:spacing w:line="360" w:lineRule="auto"/>
-        <w:jc w:val="center"/>
-        <w:rPr>
-          <w:b/>
-          <w:sz w:val="28"/>
-          <w:szCs w:val="28"/>
-        </w:rPr>
-      </w:pPr>
-    </w:p>
-    <w:p>
-      <w:pPr>
-        <w:spacing w:line="360" w:lineRule="auto"/>
-        <w:jc w:val="center"/>
+        <w:t>D</w:t>
+      </w:r>
+      <w:r>
+        <w:rPr>
+          <w:b/>
+          <w:sz w:val="28"/>
+          <w:szCs w:val="28"/>
+        </w:rPr>
+        <w:t>ESENVOLVIMENTO DE SISTEMAS</w:t>
+      </w:r>
+    </w:p>
+    <w:p>
+      <w:pPr>
+        <w:spacing w:line="360" w:lineRule="auto"/>
+        <w:jc w:val="center"/>
+        <w:rPr>
+          <w:b/>
+          <w:sz w:val="28"/>
+          <w:szCs w:val="28"/>
+        </w:rPr>
+      </w:pPr>
+    </w:p>
+    <w:p>
+      <w:pPr>
+        <w:spacing w:line="360" w:lineRule="auto"/>
         <w:rPr>
           <w:b/>
           <w:sz w:val="28"/>
@@ -203,6 +215,7 @@
     <w:p>
       <w:pPr>
         <w:spacing w:line="360" w:lineRule="auto"/>
+        <w:jc w:val="center"/>
         <w:rPr>
           <w:b/>
           <w:sz w:val="28"/>
@@ -366,6 +379,15 @@
           <w:szCs w:val="24"/>
         </w:rPr>
         <w:lastRenderedPageBreak/>
+        <w:t xml:space="preserve">1. </w:t>
+      </w:r>
+      <w:r>
+        <w:rPr>
+          <w:b/>
+          <w:bCs/>
+          <w:sz w:val="24"/>
+          <w:szCs w:val="24"/>
+        </w:rPr>
         <w:t>OBJETIVO GERAL</w:t>
       </w:r>
     </w:p>
@@ -386,6 +408,20 @@
         </w:rPr>
         <w:t>O objetivo principal do artigo é analisar a qualidade nutricional de algumas plantas alimentícias não convencionais (PANC) e mostrar por que é importante divulgar e incentivar o consumo dessas plantas como uma opção de alimento.</w:t>
       </w:r>
+      <w:r>
+        <w:rPr>
+          <w:sz w:val="24"/>
+          <w:szCs w:val="24"/>
+        </w:rPr>
+        <w:t xml:space="preserve"> </w:t>
+      </w:r>
+      <w:r>
+        <w:rPr>
+          <w:sz w:val="24"/>
+          <w:szCs w:val="24"/>
+        </w:rPr>
+        <w:t>(VALENTE NETO et al., 2022)</w:t>
+      </w:r>
     </w:p>
     <w:p>
       <w:pPr>
@@ -423,6 +459,15 @@
           <w:sz w:val="24"/>
           <w:szCs w:val="24"/>
         </w:rPr>
+        <w:t xml:space="preserve">2. </w:t>
+      </w:r>
+      <w:r>
+        <w:rPr>
+          <w:b/>
+          <w:bCs/>
+          <w:sz w:val="24"/>
+          <w:szCs w:val="24"/>
+        </w:rPr>
         <w:t>OBJETIVOS ESPECÍFICOS</w:t>
       </w:r>
     </w:p>
@@ -441,14 +486,21 @@
           <w:sz w:val="24"/>
           <w:szCs w:val="24"/>
         </w:rPr>
-        <w:t>O estudo busca apresentar os nutrientes presentes em algumas PANC, explicar como elas podem trazer benefícios para a saúde, mostrar de que forma podem ajudar no combate à insegurança alimentar e incentivar a população a conhecer e consumir mais essas plan</w:t>
-      </w:r>
-      <w:r>
-        <w:rPr>
-          <w:sz w:val="24"/>
-          <w:szCs w:val="24"/>
-        </w:rPr>
-        <w:t>tas.</w:t>
+        <w:t>O estudo busca apresentar os nutrientes presentes em algumas PANC, explicar como elas podem trazer benefícios para a saúde, mostrar de que forma podem ajudar no combate à insegurança alimentar e incentivar a população a conhecer e consumir mais essas plantas.</w:t>
+      </w:r>
+      <w:r>
+        <w:rPr>
+          <w:sz w:val="24"/>
+          <w:szCs w:val="24"/>
+        </w:rPr>
+        <w:t xml:space="preserve"> </w:t>
+      </w:r>
+      <w:r>
+        <w:rPr>
+          <w:sz w:val="24"/>
+          <w:szCs w:val="24"/>
+        </w:rPr>
+        <w:t>(VALENTE NETO et al., 2022)</w:t>
       </w:r>
     </w:p>
     <w:p>
@@ -480,16 +532,16 @@
           <w:sz w:val="24"/>
           <w:szCs w:val="24"/>
         </w:rPr>
-        <w:t>METODOLOGIA</w:t>
-      </w:r>
-      <w:r>
-        <w:rPr>
-          <w:b/>
-          <w:bCs/>
-          <w:sz w:val="24"/>
-          <w:szCs w:val="24"/>
-        </w:rPr>
-        <w:t xml:space="preserve"> </w:t>
+        <w:t xml:space="preserve">3. </w:t>
+      </w:r>
+      <w:r>
+        <w:rPr>
+          <w:b/>
+          <w:bCs/>
+          <w:sz w:val="24"/>
+          <w:szCs w:val="24"/>
+        </w:rPr>
+        <w:t xml:space="preserve">METODOLOGIA </w:t>
       </w:r>
     </w:p>
     <w:p>
@@ -507,30 +559,23 @@
           <w:sz w:val="24"/>
           <w:szCs w:val="24"/>
         </w:rPr>
-        <w:t>A pesquisa foi feita por meio de uma revisão bibliográfica sistemática, ou seja, os autores reuniram informações de outros estudos já publicados entre 2012 e 2022. Para isso, utilizaram livros, dissertações, cartilhas e artigos cient</w:t>
-      </w:r>
-      <w:r>
-        <w:rPr>
-          <w:sz w:val="24"/>
-          <w:szCs w:val="24"/>
-        </w:rPr>
-        <w:t xml:space="preserve">íficos encontrados em bases como </w:t>
-      </w:r>
-      <w:proofErr w:type="spellStart"/>
-      <w:r>
-        <w:rPr>
-          <w:sz w:val="24"/>
-          <w:szCs w:val="24"/>
-        </w:rPr>
-        <w:t>SciELO</w:t>
-      </w:r>
-      <w:proofErr w:type="spellEnd"/>
-      <w:r>
-        <w:rPr>
-          <w:sz w:val="24"/>
-          <w:szCs w:val="24"/>
-        </w:rPr>
-        <w:t xml:space="preserve">, INPA e Google Acadêmico, selecionando apenas os materiais que tinham relação com o tema.  </w:t>
+        <w:t xml:space="preserve">A pesquisa foi feita por meio de uma revisão bibliográfica sistemática, ou seja, os autores reuniram informações de outros estudos já </w:t>
+      </w:r>
+      <w:bookmarkStart w:id="0" w:name="_GoBack"/>
+      <w:bookmarkEnd w:id="0"/>
+      <w:r>
+        <w:rPr>
+          <w:sz w:val="24"/>
+          <w:szCs w:val="24"/>
+        </w:rPr>
+        <w:t xml:space="preserve">publicados entre 2012 e 2022. Para isso, utilizaram livros, dissertações, cartilhas e artigos científicos encontrados em bases como SciELO, INPA e Google Acadêmico, selecionando apenas os materiais que tinham relação com o tema.  </w:t>
+      </w:r>
+      <w:r>
+        <w:rPr>
+          <w:sz w:val="24"/>
+          <w:szCs w:val="24"/>
+        </w:rPr>
+        <w:t>(VALENTE NETO et al., 2022)</w:t>
       </w:r>
     </w:p>
     <w:p>
@@ -548,14 +593,7 @@
           <w:sz w:val="24"/>
           <w:szCs w:val="24"/>
         </w:rPr>
-        <w:t xml:space="preserve"> </w:t>
-      </w:r>
-      <w:r>
-        <w:rPr>
-          <w:sz w:val="24"/>
-          <w:szCs w:val="24"/>
-        </w:rPr>
-        <w:t xml:space="preserve"> </w:t>
+        <w:t xml:space="preserve">  </w:t>
       </w:r>
     </w:p>
     <w:p>
@@ -569,6 +607,15 @@
           <w:szCs w:val="24"/>
         </w:rPr>
       </w:pPr>
+      <w:r>
+        <w:rPr>
+          <w:b/>
+          <w:bCs/>
+          <w:sz w:val="24"/>
+          <w:szCs w:val="24"/>
+        </w:rPr>
+        <w:t xml:space="preserve">4. </w:t>
+      </w:r>
       <w:r>
         <w:rPr>
           <w:b/>
@@ -584,20 +631,31 @@
         <w:spacing w:before="240" w:after="240" w:line="360" w:lineRule="auto"/>
         <w:ind w:firstLine="709"/>
         <w:jc w:val="both"/>
-      </w:pPr>
-      <w:r>
-        <w:rPr>
-          <w:sz w:val="24"/>
-          <w:szCs w:val="24"/>
-        </w:rPr>
-        <w:t>O artigo conclui que as PANC têm alto valor nutricional e podem trazer benefícios importantes para saúde, ma</w:t>
-      </w:r>
-      <w:r>
-        <w:rPr>
-          <w:sz w:val="24"/>
-          <w:szCs w:val="24"/>
-        </w:rPr>
-        <w:t>s ainda são pouco consumidas porque muitas pessoas não conhecem essas plantas. Assim, divulgar e incentivar o consumo das PANC pode melhorar a alimentação da população e ajudar a diminuir a insegurança alimentar, já que são plantas acessíveis e nutritivas.</w:t>
+        <w:rPr>
+          <w:sz w:val="24"/>
+          <w:szCs w:val="24"/>
+        </w:rPr>
+      </w:pPr>
+      <w:r>
+        <w:rPr>
+          <w:sz w:val="24"/>
+          <w:szCs w:val="24"/>
+        </w:rPr>
+        <w:t>O artigo conclui que as PANC têm alto valor nutricional e podem trazer benefícios importantes para saúde, mas ainda são pouco consumidas porque muitas pessoas não conhecem essas plantas. Assim, divulgar e incentivar o consumo das PANC pode melhorar a alimentação da população e ajudar a diminuir a insegurança alimentar, já que são plantas acessíveis e nutritivas.</w:t>
+      </w:r>
+      <w:r>
+        <w:rPr>
+          <w:sz w:val="24"/>
+          <w:szCs w:val="24"/>
+        </w:rPr>
+        <w:t xml:space="preserve"> </w:t>
+      </w:r>
+      <w:r>
+        <w:rPr>
+          <w:sz w:val="24"/>
+          <w:szCs w:val="24"/>
+        </w:rPr>
+        <w:t>(VALENTE NETO et al., 2022)</w:t>
       </w:r>
       <w:r>
         <w:rPr>
@@ -605,36 +663,6 @@
           <w:szCs w:val="24"/>
         </w:rPr>
         <w:t xml:space="preserve">   </w:t>
-      </w:r>
-    </w:p>
-    <w:p>
-      <w:pPr>
-        <w:spacing w:before="240" w:after="240" w:line="360" w:lineRule="auto"/>
-        <w:jc w:val="both"/>
-        <w:rPr>
-          <w:b/>
-          <w:bCs/>
-          <w:sz w:val="24"/>
-          <w:szCs w:val="24"/>
-        </w:rPr>
-      </w:pPr>
-      <w:r>
-        <w:rPr>
-          <w:b/>
-          <w:bCs/>
-          <w:sz w:val="24"/>
-          <w:szCs w:val="24"/>
-        </w:rPr>
-        <w:t>R</w:t>
-      </w:r>
-      <w:r>
-        <w:rPr>
-          <w:b/>
-          <w:bCs/>
-          <w:sz w:val="24"/>
-          <w:szCs w:val="24"/>
-        </w:rPr>
-        <w:t>EFERÊNCIAS</w:t>
       </w:r>
     </w:p>
     <w:p>
@@ -643,100 +671,124 @@
         <w:ind w:firstLine="709"/>
         <w:jc w:val="both"/>
       </w:pPr>
-      <w:hyperlink r:id="rId5">
-        <w:r>
-          <w:rPr>
-            <w:color w:val="1155CC"/>
-            <w:u w:val="single"/>
-          </w:rPr>
-          <w:t>A im</w:t>
-        </w:r>
-        <w:r>
-          <w:rPr>
-            <w:color w:val="1155CC"/>
-            <w:u w:val="single"/>
-          </w:rPr>
-          <w:t>p</w:t>
-        </w:r>
-        <w:r>
-          <w:rPr>
-            <w:color w:val="1155CC"/>
-            <w:u w:val="single"/>
-          </w:rPr>
-          <w:t>or</w:t>
-        </w:r>
-        <w:r>
-          <w:rPr>
-            <w:color w:val="1155CC"/>
-            <w:u w:val="single"/>
-          </w:rPr>
-          <w:t>t</w:t>
-        </w:r>
-        <w:r>
-          <w:rPr>
-            <w:color w:val="1155CC"/>
-            <w:u w:val="single"/>
-          </w:rPr>
-          <w:t xml:space="preserve">ância da popularização das plantas alimentícias não convencionais como alternativa de alimento | </w:t>
-        </w:r>
-        <w:proofErr w:type="spellStart"/>
-        <w:r>
-          <w:rPr>
-            <w:color w:val="1155CC"/>
-            <w:u w:val="single"/>
-          </w:rPr>
-          <w:t>Research</w:t>
-        </w:r>
-        <w:proofErr w:type="spellEnd"/>
-        <w:r>
-          <w:rPr>
-            <w:color w:val="1155CC"/>
-            <w:u w:val="single"/>
-          </w:rPr>
-          <w:t>, S</w:t>
-        </w:r>
-        <w:bookmarkStart w:id="0" w:name="_GoBack"/>
-        <w:bookmarkEnd w:id="0"/>
-        <w:r>
-          <w:rPr>
-            <w:color w:val="1155CC"/>
-            <w:u w:val="single"/>
-          </w:rPr>
-          <w:t>o</w:t>
-        </w:r>
-        <w:r>
-          <w:rPr>
-            <w:color w:val="1155CC"/>
-            <w:u w:val="single"/>
-          </w:rPr>
-          <w:t xml:space="preserve">ciety </w:t>
-        </w:r>
-        <w:proofErr w:type="spellStart"/>
-        <w:r>
-          <w:rPr>
-            <w:color w:val="1155CC"/>
-            <w:u w:val="single"/>
-          </w:rPr>
-          <w:t>and</w:t>
-        </w:r>
-        <w:proofErr w:type="spellEnd"/>
-        <w:r>
-          <w:rPr>
-            <w:color w:val="1155CC"/>
-            <w:u w:val="single"/>
-          </w:rPr>
-          <w:t xml:space="preserve"> </w:t>
-        </w:r>
-        <w:proofErr w:type="spellStart"/>
-        <w:r>
-          <w:rPr>
-            <w:color w:val="1155CC"/>
-            <w:u w:val="single"/>
-          </w:rPr>
-          <w:t>Development</w:t>
-        </w:r>
-        <w:proofErr w:type="spellEnd"/>
-      </w:hyperlink>
+    </w:p>
+    <w:p>
+      <w:pPr>
+        <w:spacing w:before="240" w:after="240" w:line="360" w:lineRule="auto"/>
+        <w:ind w:firstLine="709"/>
+        <w:jc w:val="both"/>
+      </w:pPr>
+    </w:p>
+    <w:p>
+      <w:pPr>
+        <w:spacing w:before="240" w:after="240" w:line="360" w:lineRule="auto"/>
+        <w:jc w:val="both"/>
+        <w:rPr>
+          <w:b/>
+          <w:bCs/>
+          <w:sz w:val="24"/>
+          <w:szCs w:val="24"/>
+        </w:rPr>
+      </w:pPr>
+      <w:r>
+        <w:rPr>
+          <w:b/>
+          <w:bCs/>
+          <w:sz w:val="24"/>
+          <w:szCs w:val="24"/>
+        </w:rPr>
+        <w:lastRenderedPageBreak/>
+        <w:t xml:space="preserve">5. </w:t>
+      </w:r>
+      <w:r>
+        <w:rPr>
+          <w:b/>
+          <w:bCs/>
+          <w:sz w:val="24"/>
+          <w:szCs w:val="24"/>
+        </w:rPr>
+        <w:t>REFERÊNCIAS</w:t>
+      </w:r>
+    </w:p>
+    <w:p>
+      <w:pPr>
+        <w:spacing w:before="240" w:after="240" w:line="360" w:lineRule="auto"/>
+        <w:rPr>
+          <w:bCs/>
+          <w:sz w:val="24"/>
+          <w:szCs w:val="24"/>
+        </w:rPr>
+      </w:pPr>
+      <w:r>
+        <w:rPr>
+          <w:bCs/>
+          <w:sz w:val="24"/>
+          <w:szCs w:val="24"/>
+        </w:rPr>
+        <w:t>VALENTE NETO</w:t>
+      </w:r>
+      <w:r>
+        <w:rPr>
+          <w:bCs/>
+          <w:sz w:val="24"/>
+          <w:szCs w:val="24"/>
+        </w:rPr>
+        <w:t xml:space="preserve">, Manoel João Fernandes et al. A importância da popularização das plantas alimentícias não convencionais como alternativa de alimento. </w:t>
+      </w:r>
+      <w:r>
+        <w:rPr>
+          <w:b/>
+          <w:bCs/>
+          <w:sz w:val="24"/>
+          <w:szCs w:val="24"/>
+        </w:rPr>
+        <w:t>Research, Society and Deve</w:t>
+      </w:r>
+      <w:r>
+        <w:rPr>
+          <w:b/>
+          <w:bCs/>
+          <w:sz w:val="24"/>
+          <w:szCs w:val="24"/>
+        </w:rPr>
+        <w:t>lopment</w:t>
+      </w:r>
+      <w:r>
+        <w:rPr>
+          <w:bCs/>
+          <w:i/>
+          <w:sz w:val="24"/>
+          <w:szCs w:val="24"/>
+        </w:rPr>
+        <w:t xml:space="preserve">, </w:t>
+      </w:r>
+      <w:r>
+        <w:rPr>
+          <w:bCs/>
+          <w:sz w:val="24"/>
+          <w:szCs w:val="24"/>
+        </w:rPr>
+        <w:t>v. 11, n. 16, 2022. Disponível em:</w:t>
+      </w:r>
+      <w:r>
+        <w:t xml:space="preserve"> </w:t>
+      </w:r>
+      <w:r>
+        <w:rPr>
+          <w:bCs/>
+          <w:sz w:val="24"/>
+          <w:szCs w:val="24"/>
+        </w:rPr>
+        <w:t>https://rsdjournal.org/index.php/rsd/article/view/36343</w:t>
+      </w:r>
+      <w:r>
+        <w:rPr>
+          <w:bCs/>
+          <w:sz w:val="24"/>
+          <w:szCs w:val="24"/>
+        </w:rPr>
+        <w:t>. Acesso em: 20 fev. 2026</w:t>
+      </w:r>
     </w:p>
     <w:sectPr>
       <w:pgSz w:w="11909" w:h="16834"/>
@@ -1342,6 +1394,40 @@
       <w:contextualSpacing/>
     </w:pPr>
   </w:style>
+  <w:style w:type="character" w:styleId="nfase">
+    <w:name w:val="Emphasis"/>
+    <w:basedOn w:val="Fontepargpadro"/>
+    <w:uiPriority w:val="20"/>
+    <w:qFormat/>
+    <w:rsid w:val="00BC5985"/>
+    <w:rPr>
+      <w:i/>
+      <w:iCs/>
+    </w:rPr>
+  </w:style>
+  <w:style w:type="character" w:styleId="Hyperlink">
+    <w:name w:val="Hyperlink"/>
+    <w:basedOn w:val="Fontepargpadro"/>
+    <w:uiPriority w:val="99"/>
+    <w:unhideWhenUsed/>
+    <w:rsid w:val="00BC5985"/>
+    <w:rPr>
+      <w:color w:val="0000FF"/>
+      <w:u w:val="single"/>
+    </w:rPr>
+  </w:style>
+  <w:style w:type="character" w:styleId="MenoPendente">
+    <w:name w:val="Unresolved Mention"/>
+    <w:basedOn w:val="Fontepargpadro"/>
+    <w:uiPriority w:val="99"/>
+    <w:semiHidden/>
+    <w:unhideWhenUsed/>
+    <w:rsid w:val="00BC5985"/>
+    <w:rPr>
+      <w:color w:val="605E5C"/>
+      <w:shd w:val="clear" w:color="auto" w:fill="E1DFDD"/>
+    </w:rPr>
+  </w:style>
 </w:styles>
 </file>
 
@@ -1670,7 +1756,7 @@
 </file>
 
 <file path=customXml/itemProps1.xml><?xml version="1.0" encoding="utf-8"?>
-<ds:datastoreItem xmlns:ds="http://schemas.openxmlformats.org/officeDocument/2006/customXml" ds:itemID="{5F93CA19-6A8B-474A-92B0-2C39BF34BA75}">
+<ds:datastoreItem xmlns:ds="http://schemas.openxmlformats.org/officeDocument/2006/customXml" ds:itemID="{E55A5D85-2CA3-4900-AABF-989D9AC00D12}">
   <ds:schemaRefs>
     <ds:schemaRef ds:uri="http://schemas.openxmlformats.org/officeDocument/2006/bibliography"/>
   </ds:schemaRefs>
